--- a/lab05/5.docx
+++ b/lab05/5.docx
@@ -648,112 +648,639 @@
       <w:pPr>
         <w:ind w:firstLine="420"/>
         <w:rPr>
-          <w:rFonts w:ascii="宋体" w:hAnsi="宋体" w:cs="宋体" w:hint="eastAsia"/>
-          <w:sz w:val="24"/>
-          <w:szCs w:val="24"/>
-        </w:rPr>
-      </w:pPr>
-      <w:r>
-        <w:rPr>
-          <w:rFonts w:ascii="宋体" w:hAnsi="宋体" w:cs="宋体" w:hint="eastAsia"/>
-          <w:sz w:val="24"/>
-          <w:szCs w:val="24"/>
-        </w:rPr>
-        <w:t>这部分按照实验报告要求粘贴自己设计的实验流程图，实验代码，关键实验步骤，并对自己的实验代码及结果进行分析。每个实验都起一个小标号。</w:t>
-      </w:r>
-    </w:p>
-    <w:p>
-      <w:pPr>
-        <w:ind w:firstLine="420"/>
-        <w:rPr>
-          <w:rFonts w:ascii="宋体" w:hAnsi="宋体" w:cs="宋体" w:hint="eastAsia"/>
-          <w:sz w:val="24"/>
-          <w:szCs w:val="24"/>
-        </w:rPr>
-      </w:pPr>
-      <w:r>
-        <w:rPr>
-          <w:rFonts w:ascii="宋体" w:hAnsi="宋体" w:cs="宋体" w:hint="eastAsia"/>
-          <w:sz w:val="24"/>
-          <w:szCs w:val="24"/>
-        </w:rPr>
-        <w:t>例如</w:t>
-      </w:r>
-    </w:p>
-    <w:p>
-      <w:pPr>
-        <w:numPr>
-          <w:ilvl w:val="0"/>
-          <w:numId w:val="1"/>
-        </w:numPr>
-        <w:ind w:firstLine="420"/>
-        <w:rPr>
-          <w:rFonts w:ascii="宋体" w:hAnsi="宋体" w:cs="宋体" w:hint="eastAsia"/>
-          <w:sz w:val="24"/>
-          <w:szCs w:val="24"/>
-        </w:rPr>
-      </w:pPr>
-      <w:r>
-        <w:rPr>
-          <w:rFonts w:ascii="宋体" w:hAnsi="宋体" w:cs="宋体" w:hint="eastAsia"/>
-          <w:sz w:val="24"/>
-          <w:szCs w:val="24"/>
-        </w:rPr>
-        <w:t>sub ax,bx实现</w:t>
+          <w:rFonts w:ascii="宋体" w:hAnsi="宋体" w:cs="宋体"/>
+          <w:sz w:val="24"/>
+          <w:szCs w:val="24"/>
+        </w:rPr>
+      </w:pPr>
+      <w:r>
+        <w:rPr>
+          <w:rFonts w:ascii="宋体" w:hAnsi="宋体" w:cs="宋体"/>
+          <w:sz w:val="24"/>
+          <w:szCs w:val="24"/>
+        </w:rPr>
+        <w:t>1、对具有逻辑错误的程序进行调试，掌握调试程序的过程。</w:t>
+      </w:r>
+    </w:p>
+    <w:p>
+      <w:pPr>
+        <w:ind w:firstLine="420"/>
+        <w:rPr>
+          <w:rFonts w:ascii="宋体" w:hAnsi="宋体" w:cs="宋体"/>
+          <w:sz w:val="24"/>
+          <w:szCs w:val="24"/>
+        </w:rPr>
+      </w:pPr>
+      <w:r>
+        <w:rPr>
+          <w:rFonts w:ascii="宋体" w:hAnsi="宋体" w:cs="宋体"/>
+          <w:sz w:val="24"/>
+          <w:szCs w:val="24"/>
+        </w:rPr>
+        <w:t>assume cs:code,ds:data</w:t>
+      </w:r>
+    </w:p>
+    <w:p>
+      <w:pPr>
+        <w:ind w:firstLine="420"/>
+        <w:rPr>
+          <w:rFonts w:ascii="宋体" w:hAnsi="宋体" w:cs="宋体"/>
+          <w:sz w:val="24"/>
+          <w:szCs w:val="24"/>
+        </w:rPr>
+      </w:pPr>
+      <w:r>
+        <w:rPr>
+          <w:rFonts w:ascii="宋体" w:hAnsi="宋体" w:cs="宋体"/>
+          <w:sz w:val="24"/>
+          <w:szCs w:val="24"/>
+        </w:rPr>
+        <w:t>data segment</w:t>
+      </w:r>
+    </w:p>
+    <w:p>
+      <w:pPr>
+        <w:ind w:firstLine="420"/>
+        <w:rPr>
+          <w:rFonts w:ascii="宋体" w:hAnsi="宋体" w:cs="宋体"/>
+          <w:sz w:val="24"/>
+          <w:szCs w:val="24"/>
+        </w:rPr>
+      </w:pPr>
+      <w:r>
+        <w:rPr>
+          <w:rFonts w:ascii="宋体" w:hAnsi="宋体" w:cs="宋体"/>
+          <w:sz w:val="24"/>
+          <w:szCs w:val="24"/>
+        </w:rPr>
+        <w:t>buf db 79,?,80 dup(?)</w:t>
+      </w:r>
+    </w:p>
+    <w:p>
+      <w:pPr>
+        <w:ind w:firstLine="420"/>
+        <w:rPr>
+          <w:rFonts w:ascii="宋体" w:hAnsi="宋体" w:cs="宋体"/>
+          <w:sz w:val="24"/>
+          <w:szCs w:val="24"/>
+        </w:rPr>
+      </w:pPr>
+      <w:r>
+        <w:rPr>
+          <w:rFonts w:ascii="宋体" w:hAnsi="宋体" w:cs="宋体"/>
+          <w:sz w:val="24"/>
+          <w:szCs w:val="24"/>
+        </w:rPr>
+        <w:t>data ends</w:t>
+      </w:r>
+    </w:p>
+    <w:p>
+      <w:pPr>
+        <w:ind w:firstLine="420"/>
+        <w:rPr>
+          <w:rFonts w:ascii="宋体" w:hAnsi="宋体" w:cs="宋体"/>
+          <w:sz w:val="24"/>
+          <w:szCs w:val="24"/>
+        </w:rPr>
+      </w:pPr>
+      <w:r>
+        <w:rPr>
+          <w:rFonts w:ascii="宋体" w:hAnsi="宋体" w:cs="宋体"/>
+          <w:sz w:val="24"/>
+          <w:szCs w:val="24"/>
+        </w:rPr>
+        <w:t>code segment</w:t>
+      </w:r>
+    </w:p>
+    <w:p>
+      <w:pPr>
+        <w:ind w:firstLine="420"/>
+        <w:rPr>
+          <w:rFonts w:ascii="宋体" w:hAnsi="宋体" w:cs="宋体"/>
+          <w:sz w:val="24"/>
+          <w:szCs w:val="24"/>
+        </w:rPr>
+      </w:pPr>
+      <w:r>
+        <w:rPr>
+          <w:rFonts w:ascii="宋体" w:hAnsi="宋体" w:cs="宋体"/>
+          <w:sz w:val="24"/>
+          <w:szCs w:val="24"/>
+        </w:rPr>
+        <w:t>start:</w:t>
+      </w:r>
+    </w:p>
+    <w:p>
+      <w:pPr>
+        <w:ind w:firstLine="420"/>
+        <w:rPr>
+          <w:rFonts w:ascii="宋体" w:hAnsi="宋体" w:cs="宋体"/>
+          <w:sz w:val="24"/>
+          <w:szCs w:val="24"/>
+        </w:rPr>
+      </w:pPr>
+      <w:r>
+        <w:rPr>
+          <w:rFonts w:ascii="宋体" w:hAnsi="宋体" w:cs="宋体"/>
+          <w:sz w:val="24"/>
+          <w:szCs w:val="24"/>
+        </w:rPr>
+        <w:t>mov bx,data</w:t>
+      </w:r>
+    </w:p>
+    <w:p>
+      <w:pPr>
+        <w:ind w:firstLine="420"/>
+        <w:rPr>
+          <w:rFonts w:ascii="宋体" w:hAnsi="宋体" w:cs="宋体"/>
+          <w:sz w:val="24"/>
+          <w:szCs w:val="24"/>
+        </w:rPr>
+      </w:pPr>
+      <w:r>
+        <w:rPr>
+          <w:rFonts w:ascii="宋体" w:hAnsi="宋体" w:cs="宋体"/>
+          <w:sz w:val="24"/>
+          <w:szCs w:val="24"/>
+        </w:rPr>
+        <w:t>mov ds,bx</w:t>
+      </w:r>
+    </w:p>
+    <w:p>
+      <w:pPr>
+        <w:ind w:firstLine="420"/>
+        <w:rPr>
+          <w:rFonts w:ascii="宋体" w:hAnsi="宋体" w:cs="宋体"/>
+          <w:sz w:val="24"/>
+          <w:szCs w:val="24"/>
+        </w:rPr>
+      </w:pPr>
+      <w:r>
+        <w:rPr>
+          <w:rFonts w:ascii="宋体" w:hAnsi="宋体" w:cs="宋体"/>
+          <w:sz w:val="24"/>
+          <w:szCs w:val="24"/>
+        </w:rPr>
+        <w:t>mov dx,offset buf</w:t>
+      </w:r>
+    </w:p>
+    <w:p>
+      <w:pPr>
+        <w:ind w:firstLine="420"/>
+        <w:rPr>
+          <w:rFonts w:ascii="宋体" w:hAnsi="宋体" w:cs="宋体"/>
+          <w:sz w:val="24"/>
+          <w:szCs w:val="24"/>
+        </w:rPr>
+      </w:pPr>
+      <w:r>
+        <w:rPr>
+          <w:rFonts w:ascii="宋体" w:hAnsi="宋体" w:cs="宋体"/>
+          <w:sz w:val="24"/>
+          <w:szCs w:val="24"/>
+        </w:rPr>
+        <w:t>mov ah,0ah</w:t>
+      </w:r>
+    </w:p>
+    <w:p>
+      <w:pPr>
+        <w:ind w:firstLine="420"/>
+        <w:rPr>
+          <w:rFonts w:ascii="宋体" w:hAnsi="宋体" w:cs="宋体"/>
+          <w:sz w:val="24"/>
+          <w:szCs w:val="24"/>
+        </w:rPr>
+      </w:pPr>
+      <w:r>
+        <w:rPr>
+          <w:rFonts w:ascii="宋体" w:hAnsi="宋体" w:cs="宋体"/>
+          <w:sz w:val="24"/>
+          <w:szCs w:val="24"/>
+        </w:rPr>
+        <w:t>int 21h</w:t>
+      </w:r>
+    </w:p>
+    <w:p>
+      <w:pPr>
+        <w:ind w:firstLine="420"/>
+        <w:rPr>
+          <w:rFonts w:ascii="宋体" w:hAnsi="宋体" w:cs="宋体"/>
+          <w:sz w:val="24"/>
+          <w:szCs w:val="24"/>
+        </w:rPr>
+      </w:pPr>
+      <w:r>
+        <w:rPr>
+          <w:rFonts w:ascii="宋体" w:hAnsi="宋体" w:cs="宋体"/>
+          <w:sz w:val="24"/>
+          <w:szCs w:val="24"/>
+        </w:rPr>
+        <w:t>mov bl,buf[1]</w:t>
+      </w:r>
+    </w:p>
+    <w:p>
+      <w:pPr>
+        <w:ind w:firstLine="420"/>
+        <w:rPr>
+          <w:rFonts w:ascii="宋体" w:hAnsi="宋体" w:cs="宋体"/>
+          <w:sz w:val="24"/>
+          <w:szCs w:val="24"/>
+        </w:rPr>
+      </w:pPr>
+      <w:r>
+        <w:rPr>
+          <w:rFonts w:ascii="宋体" w:hAnsi="宋体" w:cs="宋体"/>
+          <w:sz w:val="24"/>
+          <w:szCs w:val="24"/>
+        </w:rPr>
+        <w:t>add bx,2</w:t>
+      </w:r>
+    </w:p>
+    <w:p>
+      <w:pPr>
+        <w:ind w:firstLine="420"/>
+        <w:rPr>
+          <w:rFonts w:ascii="宋体" w:hAnsi="宋体" w:cs="宋体"/>
+          <w:sz w:val="24"/>
+          <w:szCs w:val="24"/>
+        </w:rPr>
+      </w:pPr>
+      <w:r>
+        <w:rPr>
+          <w:rFonts w:ascii="宋体" w:hAnsi="宋体" w:cs="宋体"/>
+          <w:sz w:val="24"/>
+          <w:szCs w:val="24"/>
+        </w:rPr>
+        <w:t>mov buf[bx],'$'</w:t>
+      </w:r>
+    </w:p>
+    <w:p>
+      <w:pPr>
+        <w:ind w:firstLine="420"/>
+        <w:rPr>
+          <w:rFonts w:ascii="宋体" w:hAnsi="宋体" w:cs="宋体"/>
+          <w:sz w:val="24"/>
+          <w:szCs w:val="24"/>
+        </w:rPr>
+      </w:pPr>
+      <w:r>
+        <w:rPr>
+          <w:rFonts w:ascii="宋体" w:hAnsi="宋体" w:cs="宋体"/>
+          <w:sz w:val="24"/>
+          <w:szCs w:val="24"/>
+        </w:rPr>
+        <w:t>mov buf[0],0ah</w:t>
+      </w:r>
+    </w:p>
+    <w:p>
+      <w:pPr>
+        <w:ind w:firstLine="420"/>
+        <w:rPr>
+          <w:rFonts w:ascii="宋体" w:hAnsi="宋体" w:cs="宋体"/>
+          <w:sz w:val="24"/>
+          <w:szCs w:val="24"/>
+        </w:rPr>
+      </w:pPr>
+      <w:r>
+        <w:rPr>
+          <w:rFonts w:ascii="宋体" w:hAnsi="宋体" w:cs="宋体"/>
+          <w:sz w:val="24"/>
+          <w:szCs w:val="24"/>
+        </w:rPr>
+        <w:t>mov buf[1],0dh</w:t>
+      </w:r>
+    </w:p>
+    <w:p>
+      <w:pPr>
+        <w:ind w:firstLine="420"/>
+        <w:rPr>
+          <w:rFonts w:ascii="宋体" w:hAnsi="宋体" w:cs="宋体"/>
+          <w:sz w:val="24"/>
+          <w:szCs w:val="24"/>
+        </w:rPr>
+      </w:pPr>
+      <w:r>
+        <w:rPr>
+          <w:rFonts w:ascii="宋体" w:hAnsi="宋体" w:cs="宋体"/>
+          <w:sz w:val="24"/>
+          <w:szCs w:val="24"/>
+        </w:rPr>
+        <w:t>mov ah,9</w:t>
+      </w:r>
+    </w:p>
+    <w:p>
+      <w:pPr>
+        <w:ind w:firstLine="420"/>
+        <w:rPr>
+          <w:rFonts w:ascii="宋体" w:hAnsi="宋体" w:cs="宋体"/>
+          <w:sz w:val="24"/>
+          <w:szCs w:val="24"/>
+        </w:rPr>
+      </w:pPr>
+      <w:r>
+        <w:rPr>
+          <w:rFonts w:ascii="宋体" w:hAnsi="宋体" w:cs="宋体"/>
+          <w:sz w:val="24"/>
+          <w:szCs w:val="24"/>
+        </w:rPr>
+        <w:t>int 21h</w:t>
+      </w:r>
+    </w:p>
+    <w:p>
+      <w:pPr>
+        <w:ind w:firstLine="420"/>
+        <w:rPr>
+          <w:rFonts w:ascii="宋体" w:hAnsi="宋体" w:cs="宋体"/>
+          <w:sz w:val="24"/>
+          <w:szCs w:val="24"/>
+        </w:rPr>
+      </w:pPr>
+      <w:r>
+        <w:rPr>
+          <w:rFonts w:ascii="宋体" w:hAnsi="宋体" w:cs="宋体"/>
+          <w:sz w:val="24"/>
+          <w:szCs w:val="24"/>
+        </w:rPr>
+        <w:t>mov ah,4ch</w:t>
+      </w:r>
+    </w:p>
+    <w:p>
+      <w:pPr>
+        <w:ind w:firstLine="420"/>
+        <w:rPr>
+          <w:rFonts w:ascii="宋体" w:hAnsi="宋体" w:cs="宋体"/>
+          <w:sz w:val="24"/>
+          <w:szCs w:val="24"/>
+        </w:rPr>
+      </w:pPr>
+      <w:r>
+        <w:rPr>
+          <w:rFonts w:ascii="宋体" w:hAnsi="宋体" w:cs="宋体"/>
+          <w:sz w:val="24"/>
+          <w:szCs w:val="24"/>
+        </w:rPr>
+        <w:t>int 21h</w:t>
+      </w:r>
+    </w:p>
+    <w:p>
+      <w:pPr>
+        <w:ind w:firstLine="420"/>
+        <w:rPr>
+          <w:rFonts w:ascii="宋体" w:hAnsi="宋体" w:cs="宋体"/>
+          <w:sz w:val="24"/>
+          <w:szCs w:val="24"/>
+        </w:rPr>
+      </w:pPr>
+      <w:r>
+        <w:rPr>
+          <w:rFonts w:ascii="宋体" w:hAnsi="宋体" w:cs="宋体"/>
+          <w:sz w:val="24"/>
+          <w:szCs w:val="24"/>
+        </w:rPr>
+        <w:t>code ends</w:t>
+      </w:r>
+    </w:p>
+    <w:p>
+      <w:pPr>
+        <w:ind w:firstLine="420"/>
+        <w:rPr>
+          <w:rFonts w:ascii="宋体" w:hAnsi="宋体" w:cs="宋体"/>
+          <w:sz w:val="24"/>
+          <w:szCs w:val="24"/>
+        </w:rPr>
+      </w:pPr>
+      <w:r>
+        <w:rPr>
+          <w:rFonts w:ascii="宋体" w:hAnsi="宋体" w:cs="宋体"/>
+          <w:sz w:val="24"/>
+          <w:szCs w:val="24"/>
+        </w:rPr>
+        <w:t>end start</w:t>
+      </w:r>
+    </w:p>
+    <w:p>
+      <w:pPr>
+        <w:ind w:firstLine="420"/>
+        <w:rPr>
+          <w:rFonts w:ascii="宋体" w:hAnsi="宋体" w:cs="宋体"/>
+          <w:sz w:val="24"/>
+          <w:szCs w:val="24"/>
+        </w:rPr>
+      </w:pPr>
+      <w:r>
+        <w:rPr>
+          <w:rFonts w:ascii="宋体" w:hAnsi="宋体" w:cs="宋体" w:hint="eastAsia"/>
+          <w:sz w:val="24"/>
+          <w:szCs w:val="24"/>
+        </w:rPr>
+        <w:t>开头用的是BX寄存器，BX已经存储了一个数值。</w:t>
+      </w:r>
+    </w:p>
+    <w:p>
+      <w:pPr>
+        <w:ind w:firstLine="420"/>
+        <w:jc w:val="center"/>
+        <w:rPr>
+          <w:rFonts w:ascii="宋体" w:hAnsi="宋体" w:cs="宋体"/>
+          <w:sz w:val="24"/>
+          <w:szCs w:val="24"/>
+        </w:rPr>
+      </w:pPr>
+      <w:r>
+        <w:rPr>
+          <w:rFonts w:ascii="宋体" w:hAnsi="宋体" w:cs="宋体"/>
+          <w:noProof/>
+          <w:sz w:val="24"/>
+          <w:szCs w:val="24"/>
+        </w:rPr>
+        <w:lastRenderedPageBreak/>
+        <w:drawing>
+          <wp:inline distT="0" distB="0" distL="0" distR="0" wp14:anchorId="6BD63BFC" wp14:editId="4B549E0D">
+            <wp:extent cx="4332615" cy="1254507"/>
+            <wp:effectExtent l="0" t="0" r="0" b="3175"/>
+            <wp:docPr id="1817214691" name="图片 2"/>
+            <wp:cNvGraphicFramePr>
+              <a:graphicFrameLocks xmlns:a="http://schemas.openxmlformats.org/drawingml/2006/main" noChangeAspect="1"/>
+            </wp:cNvGraphicFramePr>
+            <a:graphic xmlns:a="http://schemas.openxmlformats.org/drawingml/2006/main">
+              <a:graphicData uri="http://schemas.openxmlformats.org/drawingml/2006/picture">
+                <pic:pic xmlns:pic="http://schemas.openxmlformats.org/drawingml/2006/picture">
+                  <pic:nvPicPr>
+                    <pic:cNvPr id="0" name="Picture 2"/>
+                    <pic:cNvPicPr>
+                      <a:picLocks noChangeAspect="1" noChangeArrowheads="1"/>
+                    </pic:cNvPicPr>
+                  </pic:nvPicPr>
+                  <pic:blipFill>
+                    <a:blip r:embed="rId7" cstate="print">
+                      <a:extLst>
+                        <a:ext uri="{28A0092B-C50C-407E-A947-70E740481C1C}">
+                          <a14:useLocalDpi xmlns:a14="http://schemas.microsoft.com/office/drawing/2010/main" val="0"/>
+                        </a:ext>
+                      </a:extLst>
+                    </a:blip>
+                    <a:srcRect/>
+                    <a:stretch>
+                      <a:fillRect/>
+                    </a:stretch>
+                  </pic:blipFill>
+                  <pic:spPr bwMode="auto">
+                    <a:xfrm>
+                      <a:off x="0" y="0"/>
+                      <a:ext cx="4350921" cy="1259808"/>
+                    </a:xfrm>
+                    <a:prstGeom prst="rect">
+                      <a:avLst/>
+                    </a:prstGeom>
+                    <a:noFill/>
+                    <a:ln>
+                      <a:noFill/>
+                    </a:ln>
+                  </pic:spPr>
+                </pic:pic>
+              </a:graphicData>
+            </a:graphic>
+          </wp:inline>
+        </w:drawing>
+      </w:r>
+    </w:p>
+    <w:p>
+      <w:pPr>
+        <w:ind w:firstLine="420"/>
+        <w:rPr>
+          <w:rFonts w:ascii="宋体" w:hAnsi="宋体" w:cs="宋体"/>
+          <w:sz w:val="24"/>
+          <w:szCs w:val="24"/>
+        </w:rPr>
+      </w:pPr>
+      <w:r>
+        <w:rPr>
+          <w:rFonts w:ascii="宋体" w:hAnsi="宋体" w:cs="宋体" w:hint="eastAsia"/>
+          <w:sz w:val="24"/>
+          <w:szCs w:val="24"/>
+        </w:rPr>
+        <w:t>此时BL里存储的是字符串的长度，由于BH未置零，BX存储的数就不是字符串长度，所以后续用BX间接寻址就无法找到字符串正确的地址。</w:t>
+      </w:r>
+    </w:p>
+    <w:p>
+      <w:pPr>
+        <w:ind w:firstLine="420"/>
+        <w:rPr>
+          <w:rFonts w:ascii="宋体" w:hAnsi="宋体" w:cs="宋体" w:hint="eastAsia"/>
+          <w:sz w:val="24"/>
+          <w:szCs w:val="24"/>
+        </w:rPr>
+      </w:pPr>
+      <w:r>
+        <w:rPr>
+          <w:rFonts w:ascii="宋体" w:hAnsi="宋体" w:cs="宋体" w:hint="eastAsia"/>
+          <w:sz w:val="24"/>
+          <w:szCs w:val="24"/>
+        </w:rPr>
+        <w:t>解决办法有两个。一是开头给DS赋值的时候，用AX寄存器。二是在“ADD BX,2”之前，先将BH置零，比如XOR BH, BH。</w:t>
+      </w:r>
+    </w:p>
+    <w:p>
+      <w:pPr>
+        <w:ind w:firstLine="420"/>
+        <w:rPr>
+          <w:rFonts w:ascii="宋体" w:hAnsi="宋体" w:cs="宋体"/>
+          <w:sz w:val="24"/>
+          <w:szCs w:val="24"/>
+        </w:rPr>
+      </w:pPr>
+      <w:r>
+        <w:rPr>
+          <w:rFonts w:ascii="宋体" w:hAnsi="宋体" w:cs="宋体"/>
+          <w:sz w:val="24"/>
+          <w:szCs w:val="24"/>
+        </w:rPr>
+        <w:t>2、输出提示信息“DEC=”，输入十进制数0-255。输出提示信息“HEX=”，用取余数的方法将刚才输入的0-255，显示成相应的十六进制数。</w:t>
+      </w:r>
+    </w:p>
+    <w:p>
+      <w:pPr>
+        <w:ind w:firstLine="420"/>
+        <w:jc w:val="center"/>
+        <w:rPr>
+          <w:rFonts w:ascii="宋体" w:hAnsi="宋体" w:cs="宋体" w:hint="eastAsia"/>
+          <w:sz w:val="24"/>
+          <w:szCs w:val="24"/>
+        </w:rPr>
+      </w:pPr>
+      <w:r>
+        <w:rPr>
+          <w:rFonts w:ascii="宋体" w:hAnsi="宋体" w:cs="宋体"/>
+          <w:noProof/>
+          <w:sz w:val="24"/>
+          <w:szCs w:val="24"/>
+        </w:rPr>
+        <w:drawing>
+          <wp:inline distT="0" distB="0" distL="0" distR="0" wp14:anchorId="32031280" wp14:editId="6D991039">
+            <wp:extent cx="5114925" cy="5816333"/>
+            <wp:effectExtent l="0" t="0" r="0" b="0"/>
+            <wp:docPr id="450110285" name="图片 1"/>
+            <wp:cNvGraphicFramePr>
+              <a:graphicFrameLocks xmlns:a="http://schemas.openxmlformats.org/drawingml/2006/main" noChangeAspect="1"/>
+            </wp:cNvGraphicFramePr>
+            <a:graphic xmlns:a="http://schemas.openxmlformats.org/drawingml/2006/main">
+              <a:graphicData uri="http://schemas.openxmlformats.org/drawingml/2006/picture">
+                <pic:pic xmlns:pic="http://schemas.openxmlformats.org/drawingml/2006/picture">
+                  <pic:nvPicPr>
+                    <pic:cNvPr id="0" name="Picture 1"/>
+                    <pic:cNvPicPr>
+                      <a:picLocks noChangeAspect="1" noChangeArrowheads="1"/>
+                    </pic:cNvPicPr>
+                  </pic:nvPicPr>
+                  <pic:blipFill>
+                    <a:blip r:embed="rId8" cstate="print">
+                      <a:extLst>
+                        <a:ext uri="{28A0092B-C50C-407E-A947-70E740481C1C}">
+                          <a14:useLocalDpi xmlns:a14="http://schemas.microsoft.com/office/drawing/2010/main" val="0"/>
+                        </a:ext>
+                      </a:extLst>
+                    </a:blip>
+                    <a:srcRect/>
+                    <a:stretch>
+                      <a:fillRect/>
+                    </a:stretch>
+                  </pic:blipFill>
+                  <pic:spPr bwMode="auto">
+                    <a:xfrm>
+                      <a:off x="0" y="0"/>
+                      <a:ext cx="5124473" cy="5827191"/>
+                    </a:xfrm>
+                    <a:prstGeom prst="rect">
+                      <a:avLst/>
+                    </a:prstGeom>
+                    <a:noFill/>
+                    <a:ln>
+                      <a:noFill/>
+                    </a:ln>
+                  </pic:spPr>
+                </pic:pic>
+              </a:graphicData>
+            </a:graphic>
+          </wp:inline>
+        </w:drawing>
       </w:r>
     </w:p>
     <w:p>
       <w:pPr>
         <w:ind w:firstLineChars="200" w:firstLine="480"/>
         <w:rPr>
-          <w:rFonts w:ascii="宋体" w:hAnsi="宋体" w:cs="宋体" w:hint="eastAsia"/>
-          <w:sz w:val="24"/>
-          <w:szCs w:val="24"/>
-        </w:rPr>
-      </w:pPr>
-      <w:r>
-        <w:rPr>
-          <w:rFonts w:ascii="宋体" w:hAnsi="宋体" w:cs="宋体" w:hint="eastAsia"/>
-          <w:sz w:val="24"/>
-          <w:szCs w:val="24"/>
-        </w:rPr>
-        <w:t>代码粘贴</w:t>
-      </w:r>
-    </w:p>
-    <w:p>
-      <w:pPr>
-        <w:ind w:firstLineChars="200" w:firstLine="480"/>
-        <w:rPr>
-          <w:rFonts w:ascii="宋体" w:hAnsi="宋体" w:cs="宋体" w:hint="eastAsia"/>
-          <w:sz w:val="24"/>
-          <w:szCs w:val="24"/>
-        </w:rPr>
-      </w:pPr>
-      <w:r>
-        <w:rPr>
-          <w:rFonts w:ascii="宋体" w:hAnsi="宋体" w:cs="宋体" w:hint="eastAsia"/>
-          <w:sz w:val="24"/>
-          <w:szCs w:val="24"/>
-        </w:rPr>
-        <w:t>结果分析</w:t>
-      </w:r>
-    </w:p>
-    <w:p>
-      <w:pPr>
-        <w:ind w:firstLine="420"/>
-        <w:rPr>
-          <w:rFonts w:ascii="宋体" w:hAnsi="宋体" w:cs="宋体" w:hint="eastAsia"/>
-          <w:sz w:val="24"/>
-          <w:szCs w:val="24"/>
-        </w:rPr>
-      </w:pPr>
-      <w:r>
-        <w:rPr>
-          <w:rFonts w:ascii="宋体" w:hAnsi="宋体" w:cs="宋体" w:hint="eastAsia"/>
-          <w:sz w:val="24"/>
-          <w:szCs w:val="24"/>
-        </w:rPr>
-        <w:t>2.</w:t>
+          <w:rFonts w:ascii="宋体" w:hAnsi="宋体" w:cs="宋体"/>
+          <w:sz w:val="24"/>
+          <w:szCs w:val="24"/>
+        </w:rPr>
+      </w:pPr>
+      <w:r>
+        <w:rPr>
+          <w:rFonts w:ascii="宋体" w:hAnsi="宋体" w:cs="宋体" w:hint="eastAsia"/>
+          <w:sz w:val="24"/>
+          <w:szCs w:val="24"/>
+        </w:rPr>
+        <w:t>该题目的设计思路，流程图。</w:t>
       </w:r>
     </w:p>
     <w:p>
@@ -768,27 +1295,6 @@
           <w:szCs w:val="24"/>
         </w:rPr>
       </w:pPr>
-      <w:r>
-        <w:rPr>
-          <w:rFonts w:ascii="宋体" w:hAnsi="宋体" w:cs="宋体" w:hint="eastAsia"/>
-          <w:sz w:val="24"/>
-          <w:szCs w:val="24"/>
-        </w:rPr>
-        <w:t>..................................................</w:t>
-      </w:r>
-    </w:p>
-    <w:p>
-      <w:pPr>
-        <w:pBdr>
-          <w:bottom w:val="double" w:sz="4" w:space="0" w:color="auto"/>
-        </w:pBdr>
-        <w:ind w:firstLine="420"/>
-        <w:rPr>
-          <w:rFonts w:ascii="宋体" w:hAnsi="宋体" w:cs="宋体" w:hint="eastAsia"/>
-          <w:sz w:val="24"/>
-          <w:szCs w:val="24"/>
-        </w:rPr>
-      </w:pPr>
     </w:p>
     <w:p>
       <w:pPr>
@@ -813,39 +1319,45 @@
     </w:p>
     <w:p>
       <w:pPr>
-        <w:rPr>
-          <w:rFonts w:ascii="宋体" w:hAnsi="宋体" w:cs="宋体" w:hint="eastAsia"/>
-          <w:b/>
-          <w:bCs/>
-          <w:sz w:val="24"/>
-          <w:szCs w:val="24"/>
-        </w:rPr>
-      </w:pPr>
-    </w:p>
-    <w:p>
-      <w:pPr>
-        <w:rPr>
-          <w:rFonts w:ascii="宋体" w:hAnsi="宋体" w:cs="宋体" w:hint="eastAsia"/>
-          <w:b/>
-          <w:bCs/>
-          <w:sz w:val="24"/>
-          <w:szCs w:val="24"/>
-        </w:rPr>
-      </w:pPr>
-    </w:p>
-    <w:p>
-      <w:pPr>
-        <w:rPr>
-          <w:rFonts w:ascii="宋体" w:hAnsi="宋体" w:cs="宋体" w:hint="eastAsia"/>
-          <w:b/>
-          <w:bCs/>
-          <w:sz w:val="24"/>
-          <w:szCs w:val="24"/>
-        </w:rPr>
-      </w:pPr>
-    </w:p>
-    <w:p>
-      <w:pPr>
+        <w:ind w:firstLine="420"/>
+        <w:rPr>
+          <w:rFonts w:ascii="宋体" w:hAnsi="宋体" w:cs="宋体" w:hint="eastAsia"/>
+          <w:sz w:val="24"/>
+          <w:szCs w:val="24"/>
+        </w:rPr>
+      </w:pPr>
+      <w:r>
+        <w:rPr>
+          <w:rFonts w:ascii="宋体" w:hAnsi="宋体" w:cs="宋体"/>
+          <w:sz w:val="24"/>
+          <w:szCs w:val="24"/>
+        </w:rPr>
+        <w:t>通过本次实验，我认识到调试和流程图设计在汇编程序编写中都具有重要作用。调试不仅可以帮助我们发现语法之外的逻辑错误，还能通过单步执行观察寄存器、内存和数据变化，从而更深入地理解程序的执行过程。流程图则可以在编写代码前理清整体思路，明确各步骤之间的关系，减少程序设计时的混乱。只有先设计清楚流程，再通过调试不断验证和修改，才能提高程序的正确性和编写效率。</w:t>
+      </w:r>
+    </w:p>
+    <w:p>
+      <w:pPr>
+        <w:ind w:firstLine="420"/>
+        <w:rPr>
+          <w:rFonts w:ascii="宋体" w:hAnsi="宋体" w:cs="宋体" w:hint="eastAsia"/>
+          <w:sz w:val="24"/>
+          <w:szCs w:val="24"/>
+        </w:rPr>
+      </w:pPr>
+    </w:p>
+    <w:p>
+      <w:pPr>
+        <w:ind w:firstLine="420"/>
+        <w:rPr>
+          <w:rFonts w:ascii="宋体" w:hAnsi="宋体" w:cs="宋体" w:hint="eastAsia"/>
+          <w:sz w:val="24"/>
+          <w:szCs w:val="24"/>
+        </w:rPr>
+      </w:pPr>
+    </w:p>
+    <w:p>
+      <w:pPr>
+        <w:ind w:firstLine="420"/>
         <w:rPr>
           <w:rFonts w:ascii="宋体" w:hAnsi="宋体" w:cs="宋体" w:hint="eastAsia"/>
           <w:sz w:val="24"/>
@@ -862,8 +1374,8 @@
       </w:r>
     </w:p>
     <w:sectPr>
-      <w:headerReference w:type="default" r:id="rId7"/>
-      <w:footerReference w:type="default" r:id="rId8"/>
+      <w:headerReference w:type="default" r:id="rId9"/>
+      <w:footerReference w:type="default" r:id="rId10"/>
       <w:pgSz w:w="11906" w:h="16838"/>
       <w:pgMar w:top="1440" w:right="1800" w:bottom="1440" w:left="1800" w:header="851" w:footer="992" w:gutter="0"/>
       <w:cols w:space="720"/>
